--- a/frontend/public/Poder Simple Empleador Cramer Formato.docx
+++ b/frontend/public/Poder Simple Empleador Cramer Formato.docx
@@ -203,9 +203,8 @@
           <w:sz w:val="20"/>
           <w:szCs w:val="20"/>
         </w:rPr>
-        <w:t xml:space="preserve">Carlos </w:t>
-      </w:r>
-      <w:proofErr w:type="spellStart"/>
+        <w:t>{{empresa}}</w:t>
+      </w:r>
       <w:r>
         <w:rPr>
           <w:rFonts w:ascii="Arial" w:eastAsia="Arial" w:hAnsi="Arial" w:cs="Arial"/>
@@ -213,9 +212,8 @@
           <w:sz w:val="20"/>
           <w:szCs w:val="20"/>
         </w:rPr>
-        <w:t>Cramer</w:t>
-      </w:r>
-      <w:proofErr w:type="spellEnd"/>
+        <w:t xml:space="preserve">, RUT </w:t>
+      </w:r>
       <w:r>
         <w:rPr>
           <w:rFonts w:ascii="Arial" w:eastAsia="Arial" w:hAnsi="Arial" w:cs="Arial"/>
@@ -223,25 +221,7 @@
           <w:sz w:val="20"/>
           <w:szCs w:val="20"/>
         </w:rPr>
-        <w:t xml:space="preserve"> Productos Aromáticos S.A.C.I.</w:t>
-      </w:r>
-      <w:r>
-        <w:rPr>
-          <w:rFonts w:ascii="Arial" w:eastAsia="Arial" w:hAnsi="Arial" w:cs="Arial"/>
-          <w:b/>
-          <w:sz w:val="20"/>
-          <w:szCs w:val="20"/>
-        </w:rPr>
-        <w:t xml:space="preserve">, RUT </w:t>
-      </w:r>
-      <w:r>
-        <w:rPr>
-          <w:rFonts w:ascii="Arial" w:eastAsia="Arial" w:hAnsi="Arial" w:cs="Arial"/>
-          <w:b/>
-          <w:sz w:val="20"/>
-          <w:szCs w:val="20"/>
-        </w:rPr>
-        <w:t>92.845.000-7</w:t>
+        <w:t>{{rut_empresa}}</w:t>
       </w:r>
       <w:r>
         <w:rPr>
